--- a/bill_app/ERP_BizFlow/BizFlow_Browser_ERP.docx
+++ b/bill_app/ERP_BizFlow/BizFlow_Browser_ERP.docx
@@ -491,6 +491,11 @@
       </w:r>
     </w:p>
     <w:p>
+      <w:pPr>
+        <w:pBdr>
+          <w:bottom w:val="single" w:sz="6" w:space="1" w:color="auto"/>
+        </w:pBdr>
+      </w:pPr>
       <w:r>
         <w:rPr>
           <w:b/>
@@ -510,11 +515,818 @@
         <w:t>. Works completely offline.</w:t>
       </w:r>
     </w:p>
+    <w:p>
+      <w:proofErr w:type="spellStart"/>
+      <w:r>
+        <w:rPr>
+          <w:b/>
+          <w:bCs/>
+        </w:rPr>
+        <w:t>BizFlow</w:t>
+      </w:r>
+      <w:proofErr w:type="spellEnd"/>
+      <w:r>
+        <w:rPr>
+          <w:b/>
+          <w:bCs/>
+        </w:rPr>
+        <w:t xml:space="preserve"> ERP v3.0</w:t>
+      </w:r>
+      <w:r>
+        <w:t xml:space="preserve"> is ready — here's what was built across all three enhancements:</w:t>
+      </w:r>
+    </w:p>
+    <w:p>
+      <w:r>
+        <w:lastRenderedPageBreak/>
+        <w:pict w14:anchorId="152D2325">
+          <v:rect id="_x0000_i1043" style="width:0;height:1.5pt" o:hralign="center" o:hrstd="t" o:hr="t" fillcolor="#a0a0a0" stroked="f"/>
+        </w:pict>
+      </w:r>
+    </w:p>
+    <w:p>
+      <w:pPr>
+        <w:rPr>
+          <w:b/>
+          <w:bCs/>
+        </w:rPr>
+      </w:pPr>
+      <w:r>
+        <w:rPr>
+          <w:b/>
+          <w:bCs/>
+        </w:rPr>
+        <w:t>① Company Logo</w:t>
+      </w:r>
+    </w:p>
+    <w:p>
+      <w:pPr>
+        <w:numPr>
+          <w:ilvl w:val="0"/>
+          <w:numId w:val="1"/>
+        </w:numPr>
+      </w:pPr>
+      <w:r>
+        <w:rPr>
+          <w:b/>
+          <w:bCs/>
+        </w:rPr>
+        <w:t>Settings → Company &amp; Logo tab</w:t>
+      </w:r>
+      <w:r>
+        <w:t xml:space="preserve"> — upload any PNG/JPG/SVG (up to 2MB)</w:t>
+      </w:r>
+    </w:p>
+    <w:p>
+      <w:pPr>
+        <w:numPr>
+          <w:ilvl w:val="0"/>
+          <w:numId w:val="1"/>
+        </w:numPr>
+      </w:pPr>
+      <w:r>
+        <w:t>Logo appears in the sidebar, on every invoice/bill preview, and on all printed reports</w:t>
+      </w:r>
+    </w:p>
+    <w:p>
+      <w:pPr>
+        <w:numPr>
+          <w:ilvl w:val="0"/>
+          <w:numId w:val="1"/>
+        </w:numPr>
+      </w:pPr>
+      <w:r>
+        <w:t xml:space="preserve">Stored as base64 in </w:t>
+      </w:r>
+      <w:proofErr w:type="spellStart"/>
+      <w:proofErr w:type="gramStart"/>
+      <w:r>
+        <w:t>localStorage</w:t>
+      </w:r>
+      <w:proofErr w:type="spellEnd"/>
+      <w:proofErr w:type="gramEnd"/>
+      <w:r>
+        <w:t>, embedded into backup files for full portability</w:t>
+      </w:r>
+    </w:p>
+    <w:p>
+      <w:pPr>
+        <w:numPr>
+          <w:ilvl w:val="0"/>
+          <w:numId w:val="1"/>
+        </w:numPr>
+      </w:pPr>
+      <w:r>
+        <w:t xml:space="preserve">Remove logo button </w:t>
+      </w:r>
+      <w:proofErr w:type="gramStart"/>
+      <w:r>
+        <w:t>available;</w:t>
+      </w:r>
+      <w:proofErr w:type="gramEnd"/>
+      <w:r>
+        <w:t xml:space="preserve"> updates everywhere instantly</w:t>
+      </w:r>
+    </w:p>
+    <w:p>
+      <w:r>
+        <w:pict w14:anchorId="7FAA03ED">
+          <v:rect id="_x0000_i1044" style="width:0;height:1.5pt" o:hralign="center" o:hrstd="t" o:hr="t" fillcolor="#a0a0a0" stroked="f"/>
+        </w:pict>
+      </w:r>
+    </w:p>
+    <w:p>
+      <w:pPr>
+        <w:rPr>
+          <w:b/>
+          <w:bCs/>
+        </w:rPr>
+      </w:pPr>
+      <w:r>
+        <w:rPr>
+          <w:b/>
+          <w:bCs/>
+        </w:rPr>
+        <w:t>② Backup &amp; Recovery Center</w:t>
+      </w:r>
+    </w:p>
+    <w:p>
+      <w:r>
+        <w:t>New dedicated module in the sidebar with:</w:t>
+      </w:r>
+    </w:p>
+    <w:tbl>
+      <w:tblPr>
+        <w:tblW w:w="0" w:type="auto"/>
+        <w:tblCellSpacing w:w="15" w:type="dxa"/>
+        <w:tblCellMar>
+          <w:top w:w="15" w:type="dxa"/>
+          <w:left w:w="15" w:type="dxa"/>
+          <w:bottom w:w="15" w:type="dxa"/>
+          <w:right w:w="15" w:type="dxa"/>
+        </w:tblCellMar>
+        <w:tblLook w:val="04A0" w:firstRow="1" w:lastRow="0" w:firstColumn="1" w:lastColumn="0" w:noHBand="0" w:noVBand="1"/>
+      </w:tblPr>
+      <w:tblGrid>
+        <w:gridCol w:w="2141"/>
+        <w:gridCol w:w="7219"/>
+      </w:tblGrid>
+      <w:tr>
+        <w:trPr>
+          <w:tblHeader/>
+          <w:tblCellSpacing w:w="15" w:type="dxa"/>
+        </w:trPr>
+        <w:tc>
+          <w:tcPr>
+            <w:tcW w:w="0" w:type="auto"/>
+            <w:vAlign w:val="center"/>
+            <w:hideMark/>
+          </w:tcPr>
+          <w:p>
+            <w:pPr>
+              <w:rPr>
+                <w:b/>
+                <w:bCs/>
+              </w:rPr>
+            </w:pPr>
+            <w:r>
+              <w:rPr>
+                <w:b/>
+                <w:bCs/>
+              </w:rPr>
+              <w:t>Feature</w:t>
+            </w:r>
+          </w:p>
+        </w:tc>
+        <w:tc>
+          <w:tcPr>
+            <w:tcW w:w="0" w:type="auto"/>
+            <w:vAlign w:val="center"/>
+            <w:hideMark/>
+          </w:tcPr>
+          <w:p>
+            <w:pPr>
+              <w:rPr>
+                <w:b/>
+                <w:bCs/>
+              </w:rPr>
+            </w:pPr>
+            <w:r>
+              <w:rPr>
+                <w:b/>
+                <w:bCs/>
+              </w:rPr>
+              <w:t>Detail</w:t>
+            </w:r>
+          </w:p>
+        </w:tc>
+      </w:tr>
+      <w:tr>
+        <w:trPr>
+          <w:tblCellSpacing w:w="15" w:type="dxa"/>
+        </w:trPr>
+        <w:tc>
+          <w:tcPr>
+            <w:tcW w:w="0" w:type="auto"/>
+            <w:vAlign w:val="center"/>
+            <w:hideMark/>
+          </w:tcPr>
+          <w:p>
+            <w:proofErr w:type="gramStart"/>
+            <w:r>
+              <w:rPr>
+                <w:b/>
+                <w:bCs/>
+              </w:rPr>
+              <w:t>.</w:t>
+            </w:r>
+            <w:proofErr w:type="spellStart"/>
+            <w:r>
+              <w:rPr>
+                <w:b/>
+                <w:bCs/>
+              </w:rPr>
+              <w:t>bfbak</w:t>
+            </w:r>
+            <w:proofErr w:type="spellEnd"/>
+            <w:proofErr w:type="gramEnd"/>
+            <w:r>
+              <w:rPr>
+                <w:b/>
+                <w:bCs/>
+              </w:rPr>
+              <w:t xml:space="preserve"> format</w:t>
+            </w:r>
+          </w:p>
+        </w:tc>
+        <w:tc>
+          <w:tcPr>
+            <w:tcW w:w="0" w:type="auto"/>
+            <w:vAlign w:val="center"/>
+            <w:hideMark/>
+          </w:tcPr>
+          <w:p>
+            <w:r>
+              <w:t xml:space="preserve">JSON + lightweight checksum, filename: </w:t>
+            </w:r>
+            <w:proofErr w:type="spellStart"/>
+            <w:r>
+              <w:t>bizflow_backup_COMPANYNAME_YYYY</w:t>
+            </w:r>
+            <w:proofErr w:type="spellEnd"/>
+            <w:r>
+              <w:t>-MM-</w:t>
+            </w:r>
+            <w:proofErr w:type="spellStart"/>
+            <w:proofErr w:type="gramStart"/>
+            <w:r>
+              <w:t>DD.bfbak</w:t>
+            </w:r>
+            <w:proofErr w:type="spellEnd"/>
+            <w:proofErr w:type="gramEnd"/>
+          </w:p>
+        </w:tc>
+      </w:tr>
+      <w:tr>
+        <w:trPr>
+          <w:tblCellSpacing w:w="15" w:type="dxa"/>
+        </w:trPr>
+        <w:tc>
+          <w:tcPr>
+            <w:tcW w:w="0" w:type="auto"/>
+            <w:vAlign w:val="center"/>
+            <w:hideMark/>
+          </w:tcPr>
+          <w:p>
+            <w:r>
+              <w:rPr>
+                <w:b/>
+                <w:bCs/>
+              </w:rPr>
+              <w:t>JSON export</w:t>
+            </w:r>
+          </w:p>
+        </w:tc>
+        <w:tc>
+          <w:tcPr>
+            <w:tcW w:w="0" w:type="auto"/>
+            <w:vAlign w:val="center"/>
+            <w:hideMark/>
+          </w:tcPr>
+          <w:p>
+            <w:r>
+              <w:t>Human-readable, openable in any text editor</w:t>
+            </w:r>
+          </w:p>
+        </w:tc>
+      </w:tr>
+      <w:tr>
+        <w:trPr>
+          <w:tblCellSpacing w:w="15" w:type="dxa"/>
+        </w:trPr>
+        <w:tc>
+          <w:tcPr>
+            <w:tcW w:w="0" w:type="auto"/>
+            <w:vAlign w:val="center"/>
+            <w:hideMark/>
+          </w:tcPr>
+          <w:p>
+            <w:r>
+              <w:rPr>
+                <w:b/>
+                <w:bCs/>
+              </w:rPr>
+              <w:t>CSV per table</w:t>
+            </w:r>
+          </w:p>
+        </w:tc>
+        <w:tc>
+          <w:tcPr>
+            <w:tcW w:w="0" w:type="auto"/>
+            <w:vAlign w:val="center"/>
+            <w:hideMark/>
+          </w:tcPr>
+          <w:p>
+            <w:proofErr w:type="gramStart"/>
+            <w:r>
+              <w:t>Exports</w:t>
+            </w:r>
+            <w:proofErr w:type="gramEnd"/>
+            <w:r>
+              <w:t xml:space="preserve"> all tables as individual CSV files</w:t>
+            </w:r>
+          </w:p>
+        </w:tc>
+      </w:tr>
+      <w:tr>
+        <w:trPr>
+          <w:tblCellSpacing w:w="15" w:type="dxa"/>
+        </w:trPr>
+        <w:tc>
+          <w:tcPr>
+            <w:tcW w:w="0" w:type="auto"/>
+            <w:vAlign w:val="center"/>
+            <w:hideMark/>
+          </w:tcPr>
+          <w:p>
+            <w:r>
+              <w:rPr>
+                <w:b/>
+                <w:bCs/>
+              </w:rPr>
+              <w:t>Full restore</w:t>
+            </w:r>
+          </w:p>
+        </w:tc>
+        <w:tc>
+          <w:tcPr>
+            <w:tcW w:w="0" w:type="auto"/>
+            <w:vAlign w:val="center"/>
+            <w:hideMark/>
+          </w:tcPr>
+          <w:p>
+            <w:r>
+              <w:t xml:space="preserve">Select </w:t>
+            </w:r>
+            <w:proofErr w:type="gramStart"/>
+            <w:r>
+              <w:t>a .</w:t>
+            </w:r>
+            <w:proofErr w:type="spellStart"/>
+            <w:r>
+              <w:t>bfbak</w:t>
+            </w:r>
+            <w:proofErr w:type="spellEnd"/>
+            <w:proofErr w:type="gramEnd"/>
+            <w:r>
+              <w:t>/.</w:t>
+            </w:r>
+            <w:proofErr w:type="spellStart"/>
+            <w:r>
+              <w:t>json</w:t>
+            </w:r>
+            <w:proofErr w:type="spellEnd"/>
+            <w:r>
+              <w:t xml:space="preserve"> file → checksum verified → all data restored</w:t>
+            </w:r>
+          </w:p>
+        </w:tc>
+      </w:tr>
+      <w:tr>
+        <w:trPr>
+          <w:tblCellSpacing w:w="15" w:type="dxa"/>
+        </w:trPr>
+        <w:tc>
+          <w:tcPr>
+            <w:tcW w:w="0" w:type="auto"/>
+            <w:vAlign w:val="center"/>
+            <w:hideMark/>
+          </w:tcPr>
+          <w:p>
+            <w:r>
+              <w:rPr>
+                <w:b/>
+                <w:bCs/>
+              </w:rPr>
+              <w:t>Selective restore</w:t>
+            </w:r>
+          </w:p>
+        </w:tc>
+        <w:tc>
+          <w:tcPr>
+            <w:tcW w:w="0" w:type="auto"/>
+            <w:vAlign w:val="center"/>
+            <w:hideMark/>
+          </w:tcPr>
+          <w:p>
+            <w:r>
+              <w:t>Pick individual tables (sales, parties, accounts...) without touching others</w:t>
+            </w:r>
+          </w:p>
+        </w:tc>
+      </w:tr>
+      <w:tr>
+        <w:trPr>
+          <w:tblCellSpacing w:w="15" w:type="dxa"/>
+        </w:trPr>
+        <w:tc>
+          <w:tcPr>
+            <w:tcW w:w="0" w:type="auto"/>
+            <w:vAlign w:val="center"/>
+            <w:hideMark/>
+          </w:tcPr>
+          <w:p>
+            <w:r>
+              <w:rPr>
+                <w:b/>
+                <w:bCs/>
+              </w:rPr>
+              <w:t>Auto-backup</w:t>
+            </w:r>
+          </w:p>
+        </w:tc>
+        <w:tc>
+          <w:tcPr>
+            <w:tcW w:w="0" w:type="auto"/>
+            <w:vAlign w:val="center"/>
+            <w:hideMark/>
+          </w:tcPr>
+          <w:p>
+            <w:r>
+              <w:t>Toggle in settings — triggers on app open if 24h have passed</w:t>
+            </w:r>
+          </w:p>
+        </w:tc>
+      </w:tr>
+      <w:tr>
+        <w:trPr>
+          <w:tblCellSpacing w:w="15" w:type="dxa"/>
+        </w:trPr>
+        <w:tc>
+          <w:tcPr>
+            <w:tcW w:w="0" w:type="auto"/>
+            <w:vAlign w:val="center"/>
+            <w:hideMark/>
+          </w:tcPr>
+          <w:p>
+            <w:r>
+              <w:rPr>
+                <w:b/>
+                <w:bCs/>
+              </w:rPr>
+              <w:t>Corruption recovery guide</w:t>
+            </w:r>
+          </w:p>
+        </w:tc>
+        <w:tc>
+          <w:tcPr>
+            <w:tcW w:w="0" w:type="auto"/>
+            <w:vAlign w:val="center"/>
+            <w:hideMark/>
+          </w:tcPr>
+          <w:p>
+            <w:r>
+              <w:t xml:space="preserve">Step-by-step instructions including </w:t>
+            </w:r>
+            <w:proofErr w:type="spellStart"/>
+            <w:r>
+              <w:t>DevTools</w:t>
+            </w:r>
+            <w:proofErr w:type="spellEnd"/>
+            <w:r>
+              <w:t xml:space="preserve"> </w:t>
+            </w:r>
+            <w:proofErr w:type="spellStart"/>
+            <w:r>
+              <w:t>localStorage</w:t>
+            </w:r>
+            <w:proofErr w:type="spellEnd"/>
+            <w:r>
+              <w:t xml:space="preserve"> access</w:t>
+            </w:r>
+          </w:p>
+        </w:tc>
+      </w:tr>
+    </w:tbl>
+    <w:p>
+      <w:proofErr w:type="spellStart"/>
+      <w:r>
+        <w:rPr>
+          <w:b/>
+          <w:bCs/>
+        </w:rPr>
+        <w:t>localStorage</w:t>
+      </w:r>
+      <w:proofErr w:type="spellEnd"/>
+      <w:r>
+        <w:rPr>
+          <w:b/>
+          <w:bCs/>
+        </w:rPr>
+        <w:t xml:space="preserve"> key mapping:</w:t>
+      </w:r>
+      <w:r>
+        <w:t xml:space="preserve"> </w:t>
+      </w:r>
+      <w:proofErr w:type="spellStart"/>
+      <w:r>
+        <w:t>erp_settings</w:t>
+      </w:r>
+      <w:proofErr w:type="spellEnd"/>
+      <w:r>
+        <w:t xml:space="preserve">, </w:t>
+      </w:r>
+      <w:proofErr w:type="spellStart"/>
+      <w:r>
+        <w:t>erp_parties</w:t>
+      </w:r>
+      <w:proofErr w:type="spellEnd"/>
+      <w:r>
+        <w:t xml:space="preserve">, </w:t>
+      </w:r>
+      <w:proofErr w:type="spellStart"/>
+      <w:r>
+        <w:t>erp_sales</w:t>
+      </w:r>
+      <w:proofErr w:type="spellEnd"/>
+      <w:r>
+        <w:t xml:space="preserve">, </w:t>
+      </w:r>
+      <w:proofErr w:type="spellStart"/>
+      <w:r>
+        <w:t>erp_purchases</w:t>
+      </w:r>
+      <w:proofErr w:type="spellEnd"/>
+      <w:r>
+        <w:t xml:space="preserve">, </w:t>
+      </w:r>
+      <w:proofErr w:type="spellStart"/>
+      <w:r>
+        <w:t>erp_items</w:t>
+      </w:r>
+      <w:proofErr w:type="spellEnd"/>
+      <w:r>
+        <w:t xml:space="preserve">, </w:t>
+      </w:r>
+      <w:proofErr w:type="spellStart"/>
+      <w:r>
+        <w:t>erp_accounts</w:t>
+      </w:r>
+      <w:proofErr w:type="spellEnd"/>
+      <w:r>
+        <w:t xml:space="preserve">, </w:t>
+      </w:r>
+      <w:proofErr w:type="spellStart"/>
+      <w:r>
+        <w:t>erp_journals</w:t>
+      </w:r>
+      <w:proofErr w:type="spellEnd"/>
+      <w:r>
+        <w:t xml:space="preserve">, </w:t>
+      </w:r>
+      <w:proofErr w:type="spellStart"/>
+      <w:r>
+        <w:t>erp_auditlog</w:t>
+      </w:r>
+      <w:proofErr w:type="spellEnd"/>
+      <w:r>
+        <w:t xml:space="preserve">, </w:t>
+      </w:r>
+      <w:proofErr w:type="spellStart"/>
+      <w:r>
+        <w:t>erp_permissions</w:t>
+      </w:r>
+      <w:proofErr w:type="spellEnd"/>
+    </w:p>
+    <w:p>
+      <w:r>
+        <w:pict w14:anchorId="386591DC">
+          <v:rect id="_x0000_i1045" style="width:0;height:1.5pt" o:hralign="center" o:hrstd="t" o:hr="t" fillcolor="#a0a0a0" stroked="f"/>
+        </w:pict>
+      </w:r>
+    </w:p>
+    <w:p>
+      <w:pPr>
+        <w:rPr>
+          <w:b/>
+          <w:bCs/>
+        </w:rPr>
+      </w:pPr>
+      <w:r>
+        <w:rPr>
+          <w:b/>
+          <w:bCs/>
+        </w:rPr>
+        <w:t>③ Module Permissions (Settings → Module Permissions tab)</w:t>
+      </w:r>
+    </w:p>
+    <w:p>
+      <w:r>
+        <w:t xml:space="preserve">Eight toggleable modules with descriptions of what each </w:t>
+      </w:r>
+      <w:proofErr w:type="gramStart"/>
+      <w:r>
+        <w:t>enables</w:t>
+      </w:r>
+      <w:proofErr w:type="gramEnd"/>
+      <w:r>
+        <w:t>:</w:t>
+      </w:r>
+    </w:p>
+    <w:p>
+      <w:pPr>
+        <w:numPr>
+          <w:ilvl w:val="0"/>
+          <w:numId w:val="2"/>
+        </w:numPr>
+      </w:pPr>
+      <w:r>
+        <w:rPr>
+          <w:b/>
+          <w:bCs/>
+        </w:rPr>
+        <w:t>Accounts &amp; Finance</w:t>
+      </w:r>
+      <w:r>
+        <w:t xml:space="preserve"> → Accounts, Journal, Trial Balance, P&amp;L, Balance Sheet</w:t>
+      </w:r>
+    </w:p>
+    <w:p>
+      <w:pPr>
+        <w:numPr>
+          <w:ilvl w:val="0"/>
+          <w:numId w:val="2"/>
+        </w:numPr>
+      </w:pPr>
+      <w:r>
+        <w:rPr>
+          <w:b/>
+          <w:bCs/>
+        </w:rPr>
+        <w:lastRenderedPageBreak/>
+        <w:t>Sales</w:t>
+      </w:r>
+      <w:r>
+        <w:t xml:space="preserve"> → Invoices, receivables</w:t>
+      </w:r>
+    </w:p>
+    <w:p>
+      <w:pPr>
+        <w:numPr>
+          <w:ilvl w:val="0"/>
+          <w:numId w:val="2"/>
+        </w:numPr>
+      </w:pPr>
+      <w:r>
+        <w:rPr>
+          <w:b/>
+          <w:bCs/>
+        </w:rPr>
+        <w:t>Purchase</w:t>
+      </w:r>
+      <w:r>
+        <w:t xml:space="preserve"> → Bills, payables</w:t>
+      </w:r>
+    </w:p>
+    <w:p>
+      <w:pPr>
+        <w:numPr>
+          <w:ilvl w:val="0"/>
+          <w:numId w:val="2"/>
+        </w:numPr>
+      </w:pPr>
+      <w:r>
+        <w:rPr>
+          <w:b/>
+          <w:bCs/>
+        </w:rPr>
+        <w:t>Parties</w:t>
+      </w:r>
+      <w:r>
+        <w:t xml:space="preserve"> → Customer/vendor master</w:t>
+      </w:r>
+    </w:p>
+    <w:p>
+      <w:pPr>
+        <w:numPr>
+          <w:ilvl w:val="0"/>
+          <w:numId w:val="2"/>
+        </w:numPr>
+      </w:pPr>
+      <w:r>
+        <w:rPr>
+          <w:b/>
+          <w:bCs/>
+        </w:rPr>
+        <w:t>Inventory</w:t>
+      </w:r>
+      <w:r>
+        <w:t xml:space="preserve"> → Stock items, register</w:t>
+      </w:r>
+    </w:p>
+    <w:p>
+      <w:pPr>
+        <w:numPr>
+          <w:ilvl w:val="0"/>
+          <w:numId w:val="2"/>
+        </w:numPr>
+      </w:pPr>
+      <w:r>
+        <w:rPr>
+          <w:b/>
+          <w:bCs/>
+        </w:rPr>
+        <w:t>GST &amp; Taxation</w:t>
+      </w:r>
+      <w:r>
+        <w:t xml:space="preserve"> → GSTR-1, GSTR-3B, HSN</w:t>
+      </w:r>
+    </w:p>
+    <w:p>
+      <w:pPr>
+        <w:numPr>
+          <w:ilvl w:val="0"/>
+          <w:numId w:val="2"/>
+        </w:numPr>
+      </w:pPr>
+      <w:r>
+        <w:rPr>
+          <w:b/>
+          <w:bCs/>
+        </w:rPr>
+        <w:t>Import/Export</w:t>
+      </w:r>
+      <w:r>
+        <w:t xml:space="preserve"> → CSV import/export</w:t>
+      </w:r>
+    </w:p>
+    <w:p>
+      <w:pPr>
+        <w:numPr>
+          <w:ilvl w:val="0"/>
+          <w:numId w:val="2"/>
+        </w:numPr>
+      </w:pPr>
+      <w:r>
+        <w:rPr>
+          <w:b/>
+          <w:bCs/>
+        </w:rPr>
+        <w:t>Audit Log</w:t>
+      </w:r>
+      <w:r>
+        <w:t xml:space="preserve"> → Activity tracking</w:t>
+      </w:r>
+    </w:p>
+    <w:p>
+      <w:r>
+        <w:t xml:space="preserve">Disabled modules show a </w:t>
+      </w:r>
+      <w:r>
+        <w:rPr>
+          <w:rFonts w:ascii="Segoe UI Emoji" w:hAnsi="Segoe UI Emoji" w:cs="Segoe UI Emoji"/>
+        </w:rPr>
+        <w:t>🔒</w:t>
+      </w:r>
+      <w:r>
+        <w:t xml:space="preserve"> lock in the sidebar and display a localized message if accessed. </w:t>
+      </w:r>
+      <w:r>
+        <w:rPr>
+          <w:b/>
+          <w:bCs/>
+        </w:rPr>
+        <w:t>Data is never deleted</w:t>
+      </w:r>
+      <w:r>
+        <w:t xml:space="preserve"> when a module is disabled — re-enable anytime to get it back.</w:t>
+      </w:r>
+    </w:p>
     <w:p/>
     <w:sectPr>
-      <w:headerReference w:type="even" r:id="rId6"/>
-      <w:headerReference w:type="default" r:id="rId7"/>
-      <w:headerReference w:type="first" r:id="rId8"/>
+      <w:headerReference w:type="even" r:id="rId7"/>
+      <w:headerReference w:type="default" r:id="rId8"/>
+      <w:headerReference w:type="first" r:id="rId9"/>
       <w:pgSz w:w="12240" w:h="15840"/>
       <w:pgMar w:top="1440" w:right="1440" w:bottom="1440" w:left="1440" w:header="720" w:footer="720" w:gutter="0"/>
       <w:cols w:space="720"/>
@@ -668,7 +1480,6 @@
               <v:path gradientshapeok="t" o:connecttype="rect"/>
             </v:shapetype>
             <v:shape id="Text Box 2" o:spid="_x0000_s1026" type="#_x0000_t202" alt="Internal" style="position:absolute;margin-left:0;margin-top:0;width:31.75pt;height:29.15pt;z-index:251659264;visibility:visible;mso-wrap-style:none;mso-wrap-distance-left:0;mso-wrap-distance-top:0;mso-wrap-distance-right:0;mso-wrap-distance-bottom:0;mso-position-horizontal:center;mso-position-horizontal-relative:page;mso-position-vertical:top;mso-position-vertical-relative:page;v-text-anchor:top" o:gfxdata="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" filled="f" stroked="f">
-              <v:fill o:detectmouseclick="t"/>
               <v:textbox style="mso-fit-shape-to-text:t" inset="0,15pt,0,0">
                 <w:txbxContent>
                   <w:p>
@@ -799,7 +1610,6 @@
               <v:path gradientshapeok="t" o:connecttype="rect"/>
             </v:shapetype>
             <v:shape id="Text Box 3" o:spid="_x0000_s1027" type="#_x0000_t202" alt="Internal" style="position:absolute;margin-left:0;margin-top:0;width:31.75pt;height:29.15pt;z-index:251660288;visibility:visible;mso-wrap-style:none;mso-wrap-distance-left:0;mso-wrap-distance-top:0;mso-wrap-distance-right:0;mso-wrap-distance-bottom:0;mso-position-horizontal:center;mso-position-horizontal-relative:page;mso-position-vertical:top;mso-position-vertical-relative:page;v-text-anchor:top" o:gfxdata="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" filled="f" stroked="f">
-              <v:fill o:detectmouseclick="t"/>
               <v:textbox style="mso-fit-shape-to-text:t" inset="0,15pt,0,0">
                 <w:txbxContent>
                   <w:p>
@@ -930,7 +1740,6 @@
               <v:path gradientshapeok="t" o:connecttype="rect"/>
             </v:shapetype>
             <v:shape id="Text Box 1" o:spid="_x0000_s1028" type="#_x0000_t202" alt="Internal" style="position:absolute;margin-left:0;margin-top:0;width:31.75pt;height:29.15pt;z-index:251658240;visibility:visible;mso-wrap-style:none;mso-wrap-distance-left:0;mso-wrap-distance-top:0;mso-wrap-distance-right:0;mso-wrap-distance-bottom:0;mso-position-horizontal:center;mso-position-horizontal-relative:page;mso-position-vertical:top;mso-position-vertical-relative:page;v-text-anchor:top" o:gfxdata="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" filled="f" stroked="f">
-              <v:fill o:detectmouseclick="t"/>
               <v:textbox style="mso-fit-shape-to-text:t" inset="0,15pt,0,0">
                 <w:txbxContent>
                   <w:p>
@@ -965,6 +1774,315 @@
     </w:r>
   </w:p>
 </w:hdr>
+</file>
+
+<file path=word/numbering.xml><?xml version="1.0" encoding="utf-8"?>
+<w:numbering xmlns:wpc="http://schemas.microsoft.com/office/word/2010/wordprocessingCanvas" xmlns:cx="http://schemas.microsoft.com/office/drawing/2014/chartex" xmlns:cx1="http://schemas.microsoft.com/office/drawing/2015/9/8/chartex" xmlns:cx2="http://schemas.microsoft.com/office/drawing/2015/10/21/chartex" xmlns:cx3="http://schemas.microsoft.com/office/drawing/2016/5/9/chartex" xmlns:cx4="http://schemas.microsoft.com/office/drawing/2016/5/10/chartex" xmlns:cx5="http://schemas.microsoft.com/office/drawing/2016/5/11/chartex" xmlns:cx6="http://schemas.microsoft.com/office/drawing/2016/5/12/chartex" xmlns:cx7="http://schemas.microsoft.com/office/drawing/2016/5/13/chartex" xmlns:cx8="http://schemas.microsoft.com/office/drawing/2016/5/14/chartex" xmlns:mc="http://schemas.openxmlformats.org/markup-compatibility/2006" xmlns:aink="http://schemas.microsoft.com/office/drawing/2016/ink" xmlns:am3d="http://schemas.microsoft.com/office/drawing/2017/model3d" xmlns:o="urn:schemas-microsoft-com:office:office" xmlns:oel="http://schemas.microsoft.com/office/2019/extlst" xmlns:r="http://schemas.openxmlformats.org/officeDocument/2006/relationships" xmlns:m="http://schemas.openxmlformats.org/officeDocument/2006/math" xmlns:v="urn:schemas-microsoft-com:vml" xmlns:wp14="http://schemas.microsoft.com/office/word/2010/wordprocessingDrawing" xmlns:wp="http://schemas.openxmlformats.org/drawingml/2006/wordprocessingDrawing" xmlns:w10="urn:schemas-microsoft-com:office:word" xmlns:w="http://schemas.openxmlformats.org/wordprocessingml/2006/main" xmlns:w14="http://schemas.microsoft.com/office/word/2010/wordml" xmlns:w15="http://schemas.microsoft.com/office/word/2012/wordml" xmlns:w16cex="http://schemas.microsoft.com/office/word/2018/wordml/cex" xmlns:w16cid="http://schemas.microsoft.com/office/word/2016/wordml/cid" xmlns:w16="http://schemas.microsoft.com/office/word/2018/wordml" xmlns:w16du="http://schemas.microsoft.com/office/word/2023/wordml/word16du" xmlns:w16sdtdh="http://schemas.microsoft.com/office/word/2020/wordml/sdtdatahash" xmlns:w16sdtfl="http://schemas.microsoft.com/office/word/2024/wordml/sdtformatlock" xmlns:w16se="http://schemas.microsoft.com/office/word/2015/wordml/symex" xmlns:wpg="http://schemas.microsoft.com/office/word/2010/wordprocessingGroup" xmlns:wpi="http://schemas.microsoft.com/office/word/2010/wordprocessingInk" xmlns:wne="http://schemas.microsoft.com/office/word/2006/wordml" xmlns:wps="http://schemas.microsoft.com/office/word/2010/wordprocessingShape" mc:Ignorable="w14 w15 w16se w16cid w16 w16cex w16sdtdh w16sdtfl w16du wp14">
+  <w:abstractNum w:abstractNumId="0" w15:restartNumberingAfterBreak="0">
+    <w:nsid w:val="1C203470"/>
+    <w:multiLevelType w:val="multilevel"/>
+    <w:tmpl w:val="B1EAE578"/>
+    <w:lvl w:ilvl="0">
+      <w:start w:val="1"/>
+      <w:numFmt w:val="bullet"/>
+      <w:lvlText w:val=""/>
+      <w:lvlJc w:val="left"/>
+      <w:pPr>
+        <w:tabs>
+          <w:tab w:val="num" w:pos="720"/>
+        </w:tabs>
+        <w:ind w:left="720" w:hanging="360"/>
+      </w:pPr>
+      <w:rPr>
+        <w:rFonts w:ascii="Symbol" w:hAnsi="Symbol" w:hint="default"/>
+        <w:sz w:val="20"/>
+      </w:rPr>
+    </w:lvl>
+    <w:lvl w:ilvl="1" w:tentative="1">
+      <w:start w:val="1"/>
+      <w:numFmt w:val="bullet"/>
+      <w:lvlText w:val="o"/>
+      <w:lvlJc w:val="left"/>
+      <w:pPr>
+        <w:tabs>
+          <w:tab w:val="num" w:pos="1440"/>
+        </w:tabs>
+        <w:ind w:left="1440" w:hanging="360"/>
+      </w:pPr>
+      <w:rPr>
+        <w:rFonts w:ascii="Courier New" w:hAnsi="Courier New" w:hint="default"/>
+        <w:sz w:val="20"/>
+      </w:rPr>
+    </w:lvl>
+    <w:lvl w:ilvl="2" w:tentative="1">
+      <w:start w:val="1"/>
+      <w:numFmt w:val="bullet"/>
+      <w:lvlText w:val=""/>
+      <w:lvlJc w:val="left"/>
+      <w:pPr>
+        <w:tabs>
+          <w:tab w:val="num" w:pos="2160"/>
+        </w:tabs>
+        <w:ind w:left="2160" w:hanging="360"/>
+      </w:pPr>
+      <w:rPr>
+        <w:rFonts w:ascii="Wingdings" w:hAnsi="Wingdings" w:hint="default"/>
+        <w:sz w:val="20"/>
+      </w:rPr>
+    </w:lvl>
+    <w:lvl w:ilvl="3" w:tentative="1">
+      <w:start w:val="1"/>
+      <w:numFmt w:val="bullet"/>
+      <w:lvlText w:val=""/>
+      <w:lvlJc w:val="left"/>
+      <w:pPr>
+        <w:tabs>
+          <w:tab w:val="num" w:pos="2880"/>
+        </w:tabs>
+        <w:ind w:left="2880" w:hanging="360"/>
+      </w:pPr>
+      <w:rPr>
+        <w:rFonts w:ascii="Wingdings" w:hAnsi="Wingdings" w:hint="default"/>
+        <w:sz w:val="20"/>
+      </w:rPr>
+    </w:lvl>
+    <w:lvl w:ilvl="4" w:tentative="1">
+      <w:start w:val="1"/>
+      <w:numFmt w:val="bullet"/>
+      <w:lvlText w:val=""/>
+      <w:lvlJc w:val="left"/>
+      <w:pPr>
+        <w:tabs>
+          <w:tab w:val="num" w:pos="3600"/>
+        </w:tabs>
+        <w:ind w:left="3600" w:hanging="360"/>
+      </w:pPr>
+      <w:rPr>
+        <w:rFonts w:ascii="Wingdings" w:hAnsi="Wingdings" w:hint="default"/>
+        <w:sz w:val="20"/>
+      </w:rPr>
+    </w:lvl>
+    <w:lvl w:ilvl="5" w:tentative="1">
+      <w:start w:val="1"/>
+      <w:numFmt w:val="bullet"/>
+      <w:lvlText w:val=""/>
+      <w:lvlJc w:val="left"/>
+      <w:pPr>
+        <w:tabs>
+          <w:tab w:val="num" w:pos="4320"/>
+        </w:tabs>
+        <w:ind w:left="4320" w:hanging="360"/>
+      </w:pPr>
+      <w:rPr>
+        <w:rFonts w:ascii="Wingdings" w:hAnsi="Wingdings" w:hint="default"/>
+        <w:sz w:val="20"/>
+      </w:rPr>
+    </w:lvl>
+    <w:lvl w:ilvl="6" w:tentative="1">
+      <w:start w:val="1"/>
+      <w:numFmt w:val="bullet"/>
+      <w:lvlText w:val=""/>
+      <w:lvlJc w:val="left"/>
+      <w:pPr>
+        <w:tabs>
+          <w:tab w:val="num" w:pos="5040"/>
+        </w:tabs>
+        <w:ind w:left="5040" w:hanging="360"/>
+      </w:pPr>
+      <w:rPr>
+        <w:rFonts w:ascii="Wingdings" w:hAnsi="Wingdings" w:hint="default"/>
+        <w:sz w:val="20"/>
+      </w:rPr>
+    </w:lvl>
+    <w:lvl w:ilvl="7" w:tentative="1">
+      <w:start w:val="1"/>
+      <w:numFmt w:val="bullet"/>
+      <w:lvlText w:val=""/>
+      <w:lvlJc w:val="left"/>
+      <w:pPr>
+        <w:tabs>
+          <w:tab w:val="num" w:pos="5760"/>
+        </w:tabs>
+        <w:ind w:left="5760" w:hanging="360"/>
+      </w:pPr>
+      <w:rPr>
+        <w:rFonts w:ascii="Wingdings" w:hAnsi="Wingdings" w:hint="default"/>
+        <w:sz w:val="20"/>
+      </w:rPr>
+    </w:lvl>
+    <w:lvl w:ilvl="8" w:tentative="1">
+      <w:start w:val="1"/>
+      <w:numFmt w:val="bullet"/>
+      <w:lvlText w:val=""/>
+      <w:lvlJc w:val="left"/>
+      <w:pPr>
+        <w:tabs>
+          <w:tab w:val="num" w:pos="6480"/>
+        </w:tabs>
+        <w:ind w:left="6480" w:hanging="360"/>
+      </w:pPr>
+      <w:rPr>
+        <w:rFonts w:ascii="Wingdings" w:hAnsi="Wingdings" w:hint="default"/>
+        <w:sz w:val="20"/>
+      </w:rPr>
+    </w:lvl>
+  </w:abstractNum>
+  <w:abstractNum w:abstractNumId="1" w15:restartNumberingAfterBreak="0">
+    <w:nsid w:val="699B1FB6"/>
+    <w:multiLevelType w:val="multilevel"/>
+    <w:tmpl w:val="7384158C"/>
+    <w:lvl w:ilvl="0">
+      <w:start w:val="1"/>
+      <w:numFmt w:val="bullet"/>
+      <w:lvlText w:val=""/>
+      <w:lvlJc w:val="left"/>
+      <w:pPr>
+        <w:tabs>
+          <w:tab w:val="num" w:pos="720"/>
+        </w:tabs>
+        <w:ind w:left="720" w:hanging="360"/>
+      </w:pPr>
+      <w:rPr>
+        <w:rFonts w:ascii="Symbol" w:hAnsi="Symbol" w:hint="default"/>
+        <w:sz w:val="20"/>
+      </w:rPr>
+    </w:lvl>
+    <w:lvl w:ilvl="1" w:tentative="1">
+      <w:start w:val="1"/>
+      <w:numFmt w:val="bullet"/>
+      <w:lvlText w:val="o"/>
+      <w:lvlJc w:val="left"/>
+      <w:pPr>
+        <w:tabs>
+          <w:tab w:val="num" w:pos="1440"/>
+        </w:tabs>
+        <w:ind w:left="1440" w:hanging="360"/>
+      </w:pPr>
+      <w:rPr>
+        <w:rFonts w:ascii="Courier New" w:hAnsi="Courier New" w:hint="default"/>
+        <w:sz w:val="20"/>
+      </w:rPr>
+    </w:lvl>
+    <w:lvl w:ilvl="2" w:tentative="1">
+      <w:start w:val="1"/>
+      <w:numFmt w:val="bullet"/>
+      <w:lvlText w:val=""/>
+      <w:lvlJc w:val="left"/>
+      <w:pPr>
+        <w:tabs>
+          <w:tab w:val="num" w:pos="2160"/>
+        </w:tabs>
+        <w:ind w:left="2160" w:hanging="360"/>
+      </w:pPr>
+      <w:rPr>
+        <w:rFonts w:ascii="Wingdings" w:hAnsi="Wingdings" w:hint="default"/>
+        <w:sz w:val="20"/>
+      </w:rPr>
+    </w:lvl>
+    <w:lvl w:ilvl="3" w:tentative="1">
+      <w:start w:val="1"/>
+      <w:numFmt w:val="bullet"/>
+      <w:lvlText w:val=""/>
+      <w:lvlJc w:val="left"/>
+      <w:pPr>
+        <w:tabs>
+          <w:tab w:val="num" w:pos="2880"/>
+        </w:tabs>
+        <w:ind w:left="2880" w:hanging="360"/>
+      </w:pPr>
+      <w:rPr>
+        <w:rFonts w:ascii="Wingdings" w:hAnsi="Wingdings" w:hint="default"/>
+        <w:sz w:val="20"/>
+      </w:rPr>
+    </w:lvl>
+    <w:lvl w:ilvl="4" w:tentative="1">
+      <w:start w:val="1"/>
+      <w:numFmt w:val="bullet"/>
+      <w:lvlText w:val=""/>
+      <w:lvlJc w:val="left"/>
+      <w:pPr>
+        <w:tabs>
+          <w:tab w:val="num" w:pos="3600"/>
+        </w:tabs>
+        <w:ind w:left="3600" w:hanging="360"/>
+      </w:pPr>
+      <w:rPr>
+        <w:rFonts w:ascii="Wingdings" w:hAnsi="Wingdings" w:hint="default"/>
+        <w:sz w:val="20"/>
+      </w:rPr>
+    </w:lvl>
+    <w:lvl w:ilvl="5" w:tentative="1">
+      <w:start w:val="1"/>
+      <w:numFmt w:val="bullet"/>
+      <w:lvlText w:val=""/>
+      <w:lvlJc w:val="left"/>
+      <w:pPr>
+        <w:tabs>
+          <w:tab w:val="num" w:pos="4320"/>
+        </w:tabs>
+        <w:ind w:left="4320" w:hanging="360"/>
+      </w:pPr>
+      <w:rPr>
+        <w:rFonts w:ascii="Wingdings" w:hAnsi="Wingdings" w:hint="default"/>
+        <w:sz w:val="20"/>
+      </w:rPr>
+    </w:lvl>
+    <w:lvl w:ilvl="6" w:tentative="1">
+      <w:start w:val="1"/>
+      <w:numFmt w:val="bullet"/>
+      <w:lvlText w:val=""/>
+      <w:lvlJc w:val="left"/>
+      <w:pPr>
+        <w:tabs>
+          <w:tab w:val="num" w:pos="5040"/>
+        </w:tabs>
+        <w:ind w:left="5040" w:hanging="360"/>
+      </w:pPr>
+      <w:rPr>
+        <w:rFonts w:ascii="Wingdings" w:hAnsi="Wingdings" w:hint="default"/>
+        <w:sz w:val="20"/>
+      </w:rPr>
+    </w:lvl>
+    <w:lvl w:ilvl="7" w:tentative="1">
+      <w:start w:val="1"/>
+      <w:numFmt w:val="bullet"/>
+      <w:lvlText w:val=""/>
+      <w:lvlJc w:val="left"/>
+      <w:pPr>
+        <w:tabs>
+          <w:tab w:val="num" w:pos="5760"/>
+        </w:tabs>
+        <w:ind w:left="5760" w:hanging="360"/>
+      </w:pPr>
+      <w:rPr>
+        <w:rFonts w:ascii="Wingdings" w:hAnsi="Wingdings" w:hint="default"/>
+        <w:sz w:val="20"/>
+      </w:rPr>
+    </w:lvl>
+    <w:lvl w:ilvl="8" w:tentative="1">
+      <w:start w:val="1"/>
+      <w:numFmt w:val="bullet"/>
+      <w:lvlText w:val=""/>
+      <w:lvlJc w:val="left"/>
+      <w:pPr>
+        <w:tabs>
+          <w:tab w:val="num" w:pos="6480"/>
+        </w:tabs>
+        <w:ind w:left="6480" w:hanging="360"/>
+      </w:pPr>
+      <w:rPr>
+        <w:rFonts w:ascii="Wingdings" w:hAnsi="Wingdings" w:hint="default"/>
+        <w:sz w:val="20"/>
+      </w:rPr>
+    </w:lvl>
+  </w:abstractNum>
+  <w:num w:numId="1" w16cid:durableId="1613131691">
+    <w:abstractNumId w:val="0"/>
+  </w:num>
+  <w:num w:numId="2" w16cid:durableId="81029468">
+    <w:abstractNumId w:val="1"/>
+  </w:num>
+</w:numbering>
 </file>
 
 <file path=word/styles.xml><?xml version="1.0" encoding="utf-8"?>
@@ -1905,6 +3023,28 @@
     <w:uiPriority w:val="99"/>
     <w:rsid w:val="005C2FA0"/>
   </w:style>
+  <w:style w:type="paragraph" w:styleId="Footer">
+    <w:name w:val="footer"/>
+    <w:basedOn w:val="Normal"/>
+    <w:link w:val="FooterChar"/>
+    <w:uiPriority w:val="99"/>
+    <w:unhideWhenUsed/>
+    <w:rsid w:val="0072078C"/>
+    <w:pPr>
+      <w:tabs>
+        <w:tab w:val="center" w:pos="4680"/>
+        <w:tab w:val="right" w:pos="9360"/>
+      </w:tabs>
+      <w:spacing w:after="0" w:line="240" w:lineRule="auto"/>
+    </w:pPr>
+  </w:style>
+  <w:style w:type="character" w:customStyle="1" w:styleId="FooterChar">
+    <w:name w:val="Footer Char"/>
+    <w:basedOn w:val="DefaultParagraphFont"/>
+    <w:link w:val="Footer"/>
+    <w:uiPriority w:val="99"/>
+    <w:rsid w:val="0072078C"/>
+  </w:style>
 </w:styles>
 </file>
 
